--- a/pr-preview/pr-213/chapters/writing-to-think-tracked-changes.docx
+++ b/pr-preview/pr-213/chapters/writing-to-think-tracked-changes.docx
@@ -26,7 +26,7 @@
       </w:pPr>
       <w:ins w:id="2" w:author="PR Preview" w:date="2026-01-01T00:00:00Z">
         <w:r>
-          <w:t xml:space="preserve">Last modified: 2026-10-16 00:04:38 (PDT)</w:t>
+          <w:t xml:space="preserve">Last modified: 2026-10-16 00:10:54 (PDT)</w:t>
         </w:r>
       </w:ins>
     </w:p>

--- a/pr-preview/pr-213/chapters/writing-to-think-tracked-changes.docx
+++ b/pr-preview/pr-213/chapters/writing-to-think-tracked-changes.docx
@@ -26,7 +26,7 @@
       </w:pPr>
       <w:ins w:id="2" w:author="PR Preview" w:date="2026-01-01T00:00:00Z">
         <w:r>
-          <w:t xml:space="preserve">Last modified: 2026-10-16 00:10:54 (PDT)</w:t>
+          <w:t xml:space="preserve">Last modified: 2026-10-16 00:21:53 (PDT)</w:t>
         </w:r>
       </w:ins>
     </w:p>

--- a/pr-preview/pr-213/chapters/writing-to-think-tracked-changes.docx
+++ b/pr-preview/pr-213/chapters/writing-to-think-tracked-changes.docx
@@ -26,7 +26,7 @@
       </w:pPr>
       <w:ins w:id="2" w:author="PR Preview" w:date="2026-01-01T00:00:00Z">
         <w:r>
-          <w:t xml:space="preserve">Last modified: 2026-10-16 00:21:53 (PDT)</w:t>
+          <w:t xml:space="preserve">Last modified: 2026-10-16 00:27:15 (PDT)</w:t>
         </w:r>
       </w:ins>
     </w:p>

--- a/pr-preview/pr-213/chapters/writing-to-think-tracked-changes.docx
+++ b/pr-preview/pr-213/chapters/writing-to-think-tracked-changes.docx
@@ -22,11 +22,46 @@
     </w:p>
     <w:p>
       <w:pPr>
+        <w:pStyle w:val="FirstParagraph"/>
+      </w:pPr>
+      <w:del w:id="2" w:author="PR Preview" w:date="2026-01-01T00:00:00Z">
+        <w:r>
+          <w:delText xml:space="preserve">Writing helps you find out what you think, as well as report what you already know.</w:delText>
+        </w:r>
+      </w:del>
+      <w:del w:id="3" w:author="PR Preview" w:date="2026-01-01T00:00:00Z">
+        <w:r>
+          <w:delText xml:space="preserve"> </w:delText>
+        </w:r>
+      </w:del>
+      <w:del w:id="4" w:author="PR Preview" w:date="2026-01-01T00:00:00Z">
+        <w:r>
+          <w:delText xml:space="preserve">This chapter builds on the UCD-SERG Lab Manual’s section on the topic</w:delText>
+        </w:r>
+      </w:del>
+      <w:del w:id="5" w:author="PR Preview" w:date="2026-01-01T00:00:00Z">
+        <w:r>
+          <w:delText xml:space="preserve"> </w:delText>
+        </w:r>
+      </w:del>
+      <w:del w:id="6" w:author="PR Preview" w:date="2026-01-01T00:00:00Z">
+        <w:r>
+          <w:delText xml:space="preserve">(UCD-SERG, n.d.)</w:delText>
+        </w:r>
+      </w:del>
+      <w:del w:id="7" w:author="PR Preview" w:date="2026-01-01T00:00:00Z">
+        <w:r>
+          <w:delText xml:space="preserve">.</w:delText>
+        </w:r>
+      </w:del>
+    </w:p>
+    <w:p>
+      <w:pPr>
         <w:pStyle w:val="Date"/>
       </w:pPr>
-      <w:ins w:id="2" w:author="PR Preview" w:date="2026-01-01T00:00:00Z">
-        <w:r>
-          <w:t xml:space="preserve">Last modified: 2026-10-16 00:27:15 (PDT)</w:t>
+      <w:ins w:id="8" w:author="PR Preview" w:date="2026-01-01T00:00:00Z">
+        <w:r>
+          <w:t xml:space="preserve">Last modified: 2026-10-16 00:38:59 (PDT)</w:t>
         </w:r>
       </w:ins>
     </w:p>
@@ -34,26 +69,48 @@
       <w:pPr>
         <w:pStyle w:val="FirstParagraph"/>
       </w:pPr>
-      <w:r>
-        <w:t xml:space="preserve">Writing helps you find out what you think, as well as report what you already know.</w:t>
-      </w:r>
-      <w:r>
-        <w:t xml:space="preserve"> </w:t>
-      </w:r>
-      <w:r>
-        <w:t xml:space="preserve">This chapter builds on the UCD-SERG Lab Manual’s section on the topic</w:t>
-      </w:r>
-      <w:r>
-        <w:t xml:space="preserve"> </w:t>
-      </w:r>
-      <w:r>
-        <w:t xml:space="preserve">(UCD-SERG, n.d.)</w:t>
-      </w:r>
-      <w:r>
-        <w:t xml:space="preserve">.</w:t>
-      </w:r>
-    </w:p>
-    <w:bookmarkStart w:id="9" w:name="write-the-question-down-first"/>
+      <w:ins w:id="9" w:author="PR Preview" w:date="2026-01-01T00:00:00Z">
+        <w:r>
+          <w:t xml:space="preserve">Writing helps you find out what you think, as well as report what you already know.</w:t>
+        </w:r>
+      </w:ins>
+      <w:ins w:id="10" w:author="PR Preview" w:date="2026-01-01T00:00:00Z">
+        <w:r>
+          <w:t xml:space="preserve"> </w:t>
+        </w:r>
+      </w:ins>
+      <w:ins w:id="11" w:author="PR Preview" w:date="2026-01-01T00:00:00Z">
+        <w:r>
+          <w:t xml:space="preserve">For further reading, see the section</w:t>
+        </w:r>
+      </w:ins>
+      <w:ins w:id="12" w:author="PR Preview" w:date="2026-01-01T00:00:00Z">
+        <w:r>
+          <w:t xml:space="preserve"> </w:t>
+        </w:r>
+      </w:ins>
+      <w:hyperlink r:id="rId9">
+        <w:ins w:id="13" w:author="PR Preview" w:date="2026-01-01T00:00:00Z">
+          <w:r>
+            <w:rPr>
+              <w:rStyle w:val="Hyperlink"/>
+            </w:rPr>
+            <w:t xml:space="preserve">Writing to clarify your thinking</w:t>
+          </w:r>
+        </w:ins>
+      </w:hyperlink>
+      <w:ins w:id="14" w:author="PR Preview" w:date="2026-01-01T00:00:00Z">
+        <w:r>
+          <w:t xml:space="preserve"> </w:t>
+        </w:r>
+      </w:ins>
+      <w:ins w:id="15" w:author="PR Preview" w:date="2026-01-01T00:00:00Z">
+        <w:r>
+          <w:t xml:space="preserve">in the UCD-SERG lab manual.</w:t>
+        </w:r>
+      </w:ins>
+    </w:p>
+    <w:bookmarkStart w:id="10" w:name="write-the-question-down-first"/>
     <w:p>
       <w:pPr>
         <w:pStyle w:val="Heading2"/>
@@ -153,8 +210,8 @@
         <w:t xml:space="preserve">you probably do not understand it yet.</w:t>
       </w:r>
     </w:p>
-    <w:bookmarkEnd w:id="9"/>
-    <w:bookmarkStart w:id="10" w:name="send-a-written-question"/>
+    <w:bookmarkEnd w:id="10"/>
+    <w:bookmarkStart w:id="11" w:name="send-a-written-question"/>
     <w:p>
       <w:pPr>
         <w:pStyle w:val="Heading2"/>
@@ -247,8 +304,8 @@
         <w:t xml:space="preserve">When the question stays open, the reader has what they need to answer it.</w:t>
       </w:r>
     </w:p>
-    <w:bookmarkEnd w:id="10"/>
-    <w:bookmarkStart w:id="16" w:name="keep-writing-as-the-work-grows"/>
+    <w:bookmarkEnd w:id="11"/>
+    <w:bookmarkStart w:id="15" w:name="keep-writing-as-the-work-grows"/>
     <w:p>
       <w:pPr>
         <w:pStyle w:val="Heading2"/>
@@ -321,8 +378,8 @@
         <w:t xml:space="preserve">and those parts are where you need to think more.</w:t>
       </w:r>
     </w:p>
-    <w:bookmarkStart w:id="15" w:name="refs"/>
-    <w:bookmarkStart w:id="12" w:name="ref-lamport2019think"/>
+    <w:bookmarkStart w:id="14" w:name="refs"/>
+    <w:bookmarkStart w:id="13" w:name="ref-lamport2019think"/>
     <w:p>
       <w:pPr>
         <w:pStyle w:val="Bibliography"/>
@@ -360,7 +417,7 @@
       <w:r>
         <w:t xml:space="preserve"> </w:t>
       </w:r>
-      <w:hyperlink r:id="rId11">
+      <w:hyperlink r:id="rId12">
         <w:r>
           <w:rPr>
             <w:rStyle w:val="Hyperlink"/>
@@ -372,60 +429,76 @@
         <w:t xml:space="preserve">.</w:t>
       </w:r>
     </w:p>
-    <w:bookmarkEnd w:id="12"/>
-    <w:bookmarkStart w:id="14" w:name="ref-ucdserglabmanual"/>
-    <w:p>
-      <w:pPr>
-        <w:pStyle w:val="Bibliography"/>
-      </w:pPr>
-      <w:r>
-        <w:t xml:space="preserve">UCD-SERG. n.d.</w:t>
-      </w:r>
-      <w:r>
-        <w:t xml:space="preserve"> </w:t>
-      </w:r>
-      <w:r>
-        <w:rPr>
-          <w:i/>
-          <w:iCs/>
-        </w:rPr>
-        <w:t xml:space="preserve">Lab Manual, Section</w:t>
-      </w:r>
-      <w:r>
-        <w:rPr>
-          <w:i/>
-          <w:iCs/>
-        </w:rPr>
-        <w:t xml:space="preserve"> </w:t>
-      </w:r>
-      <w:r>
-        <w:rPr>
-          <w:i/>
-          <w:iCs/>
-        </w:rPr>
-        <w:t xml:space="preserve">“Writing to Clarify Your Thinking”</w:t>
-      </w:r>
-      <w:r>
-        <w:t xml:space="preserve">. Online manual, University of California, Davis, Seroepidemiology Research Group. Accessed October 16, 2026.</w:t>
-      </w:r>
-      <w:r>
-        <w:t xml:space="preserve"> </w:t>
-      </w:r>
-      <w:hyperlink r:id="rId13">
-        <w:r>
-          <w:rPr>
-            <w:rStyle w:val="Hyperlink"/>
-          </w:rPr>
-          <w:t xml:space="preserve">https://ucd-serg.github.io/lab-manual/writing.html#writing-to-clarify-your-thinking</w:t>
-        </w:r>
-      </w:hyperlink>
-      <w:r>
-        <w:t xml:space="preserve">.</w:t>
-      </w:r>
-    </w:p>
+    <w:bookmarkEnd w:id="13"/>
     <w:bookmarkEnd w:id="14"/>
     <w:bookmarkEnd w:id="15"/>
-    <w:bookmarkEnd w:id="16"/>
+    <w:p>
+      <w:pPr>
+        <w:pStyle w:val="Bibliography"/>
+      </w:pPr>
+      <w:del w:id="16" w:author="PR Preview" w:date="2026-01-01T00:00:00Z">
+        <w:r>
+          <w:delText xml:space="preserve">UCD-SERG. n.d.</w:delText>
+        </w:r>
+      </w:del>
+      <w:del w:id="17" w:author="PR Preview" w:date="2026-01-01T00:00:00Z">
+        <w:r>
+          <w:delText xml:space="preserve"> </w:delText>
+        </w:r>
+      </w:del>
+      <w:del w:id="18" w:author="PR Preview" w:date="2026-01-01T00:00:00Z">
+        <w:r>
+          <w:rPr>
+            <w:i/>
+            <w:iCs/>
+          </w:rPr>
+          <w:delText xml:space="preserve">Lab Manual, Section</w:delText>
+        </w:r>
+      </w:del>
+      <w:del w:id="19" w:author="PR Preview" w:date="2026-01-01T00:00:00Z">
+        <w:r>
+          <w:rPr>
+            <w:i/>
+            <w:iCs/>
+          </w:rPr>
+          <w:delText xml:space="preserve"> </w:delText>
+        </w:r>
+      </w:del>
+      <w:del w:id="20" w:author="PR Preview" w:date="2026-01-01T00:00:00Z">
+        <w:r>
+          <w:rPr>
+            <w:i/>
+            <w:iCs/>
+          </w:rPr>
+          <w:delText xml:space="preserve">“Writing to Clarify Your Thinking”</w:delText>
+        </w:r>
+      </w:del>
+      <w:del w:id="21" w:author="PR Preview" w:date="2026-01-01T00:00:00Z">
+        <w:r>
+          <w:delText xml:space="preserve">. Online manual, University of California, Davis, Seroepidemiology Research Group. Accessed October 16, 2026.</w:delText>
+        </w:r>
+      </w:del>
+      <w:del w:id="22" w:author="PR Preview" w:date="2026-01-01T00:00:00Z">
+        <w:r>
+          <w:delText xml:space="preserve"> </w:delText>
+        </w:r>
+      </w:del>
+      <w:hyperlink r:id="rId9">
+        <w:del w:id="23" w:author="PR Preview" w:date="2026-01-01T00:00:00Z">
+          <w:r>
+            <w:rPr>
+              <w:rStyle w:val="Hyperlink"/>
+            </w:rPr>
+            <w:delText xml:space="preserve">https://ucd-serg.github.io/lab-manual/writing.html#writing-to-clarify-your-thinking</w:delText>
+          </w:r>
+        </w:del>
+      </w:hyperlink>
+      <w:del w:id="24" w:author="PR Preview" w:date="2026-01-01T00:00:00Z">
+        <w:r>
+          <w:delText xml:space="preserve">.</w:delText>
+        </w:r>
+      </w:del>
+    </w:p>
     <w:sectPr>
       <w:footnotePr>
         <w:numRestart w:val="eachSect"/>

--- a/pr-preview/pr-213/chapters/writing-to-think-tracked-changes.docx
+++ b/pr-preview/pr-213/chapters/writing-to-think-tracked-changes.docx
@@ -61,7 +61,7 @@
       </w:pPr>
       <w:ins w:id="8" w:author="PR Preview" w:date="2026-01-01T00:00:00Z">
         <w:r>
-          <w:t xml:space="preserve">Last modified: 2026-10-16 00:38:59 (PDT)</w:t>
+          <w:t xml:space="preserve">Last modified: 2026-10-16 00:47:33 (PDT)</w:t>
         </w:r>
       </w:ins>
     </w:p>

--- a/pr-preview/pr-213/chapters/writing-to-think-tracked-changes.docx
+++ b/pr-preview/pr-213/chapters/writing-to-think-tracked-changes.docx
@@ -16,7 +16,7 @@
       </w:pPr>
       <w:del w:id="1" w:author="PR Preview" w:date="2026-01-01T00:00:00Z">
         <w:r>
-          <w:delText xml:space="preserve">Last modified: 2026-10-15 23:42:45 (PDT)</w:delText>
+          <w:delText xml:space="preserve">Last modified: 2026-10-16 05:04:39 (PDT)</w:delText>
         </w:r>
       </w:del>
     </w:p>
@@ -61,7 +61,7 @@
       </w:pPr>
       <w:ins w:id="8" w:author="PR Preview" w:date="2026-01-01T00:00:00Z">
         <w:r>
-          <w:t xml:space="preserve">Last modified: 2026-10-16 00:47:33 (PDT)</w:t>
+          <w:t xml:space="preserve">Last modified: 2026-10-16 05:05:17 (PDT)</w:t>
         </w:r>
       </w:ins>
     </w:p>
